--- a/protocol_template.docx
+++ b/protocol_template.docx
@@ -660,7 +660,6 @@
               <w:rPr>
                 <w:rFonts w:ascii="Times New Roman" w:hAnsi="Times New Roman"/>
               </w:rPr>
-              <w:t>Да</w:t>
             </w:r>
           </w:p>
         </w:tc>
@@ -689,7 +688,6 @@
               <w:rPr>
                 <w:rFonts w:ascii="Times New Roman" w:hAnsi="Times New Roman" w:cs="Times New Roman"/>
               </w:rPr>
-              <w:t>Нет</w:t>
             </w:r>
           </w:p>
         </w:tc>
